--- a/Lab1-Performance-and-Security/Lab-Guide.docx
+++ b/Lab1-Performance-and-Security/Lab-Guide.docx
@@ -15,7 +15,7 @@
         <w:spacing w:after="100" w:line="276"/>
       </w:pPr>
       <w:r>
-        <w:t xml:space="preserve">Hands-on lab guide · CarvedRock PostgreSQL Workshop · Tested on PostgreSQL 15 and 16 (Ubuntu 22.04 / 24.04)</w:t>
+        <w:t xml:space="preserve">Hands-on lab guide · Students MIS PostgreSQL Workshop · Tested on PostgreSQL 15 and 16 (Ubuntu 22.04 / 24.04)</w:t>
       </w:r>
     </w:p>
     <w:p>
@@ -36,7 +36,7 @@
         <w:spacing w:after="100" w:line="276"/>
       </w:pPr>
       <w:r>
-        <w:t xml:space="preserve">CarvedRock has recently migrated to PostgreSQL and customers are reporting slow response times. A security audit has also flagged weaknesses in the database configuration. In this lab you take the role of the database administrator: you will diagnose the performance bottlenecks with PostgreSQL’s own analysis tools, repair a mis-tuned server configuration, harden access, and carry out the maintenance work the database has been missing.</w:t>
+        <w:t xml:space="preserve">Students MIS has recently migrated to PostgreSQL and students are reporting slow response times. A security audit has also flagged weaknesses in the database configuration. In this lab you take the role of the database administrator: you will diagnose the performance bottlenecks with PostgreSQL’s own analysis tools, repair a mis-tuned server configuration, harden access, and carry out the maintenance work the database has been missing.</w:t>
       </w:r>
     </w:p>
     <w:p>
@@ -172,7 +172,7 @@
         <w:spacing w:after="100" w:line="276"/>
       </w:pPr>
       <w:r>
-        <w:t xml:space="preserve">You work in a single Ubuntu terminal session. PostgreSQL is pre-installed with the CarvedRock database, which has been deliberately misconfigured by the setup scripts (missing indexes, hostile planner settings, accumulated bloat, weak security posture). Two application roles exist: app_user and readonly_user.</w:t>
+        <w:t xml:space="preserve">You work in a single Ubuntu terminal session. PostgreSQL is pre-installed with the Students MIS database, which has been deliberately misconfigured by the setup scripts (missing indexes, hostile planner settings, accumulated bloat, weak security posture). Two application roles exist: app_user and readonly_user.</w:t>
       </w:r>
     </w:p>
     <w:p>
@@ -206,7 +206,7 @@
         <w:t xml:space="preserve">Note: </w:t>
       </w:r>
       <w:r>
-        <w:t xml:space="preserve">Commands shown at a $ prompt run in the Linux shell; commands at carvedrock=# run inside psql.</w:t>
+        <w:t xml:space="preserve">Commands shown at a $ prompt run in the Linux shell; commands at studentsmis=# run inside psql.</w:t>
       </w:r>
     </w:p>
     <w:p>
@@ -364,7 +364,7 @@
           <w:b/>
           <w:bCs/>
         </w:rPr>
-        <w:t xml:space="preserve">Connect to the CarvedRock database as the postgres superuser:</w:t>
+        <w:t xml:space="preserve">Connect to the Students MIS database as the postgres superuser:</w:t>
       </w:r>
     </w:p>
     <w:p>
@@ -382,7 +382,7 @@
           <w:sz w:val="18"/>
           <w:szCs w:val="18"/>
         </w:rPr>
-        <w:t xml:space="preserve">sudo -u postgres psql carvedrock</w:t>
+        <w:t xml:space="preserve">sudo -u postgres psql studentsmis</w:t>
       </w:r>
     </w:p>
     <w:p>
@@ -399,7 +399,7 @@
         <w:t xml:space="preserve">Expected output: </w:t>
       </w:r>
       <w:r>
-        <w:t xml:space="preserve">The prompt changes to carvedrock=#.</w:t>
+        <w:t xml:space="preserve">The prompt changes to studentsmis=#.</w:t>
       </w:r>
     </w:p>
     <w:p>
@@ -451,7 +451,7 @@
         <w:t xml:space="preserve">Expected output: </w:t>
       </w:r>
       <w:r>
-        <w:t xml:space="preserve">orders around 11 MB and customers above 1 MB; order_items several MB.</w:t>
+        <w:t xml:space="preserve">enrollments around 10 MB and students around 2 MB; grades around 4 MB.</w:t>
       </w:r>
     </w:p>
     <w:p>
@@ -529,7 +529,7 @@
           <w:sz w:val="18"/>
           <w:szCs w:val="18"/>
         </w:rPr>
-        <w:t xml:space="preserve">SELECT c.customer_name, COUNT(o.order_id) AS order_count,</w:t>
+        <w:t xml:space="preserve">SELECT s.student_name, COUNT(e.enrollment_id) AS enrollment_count,</w:t>
       </w:r>
     </w:p>
     <w:p>
@@ -547,7 +547,7 @@
           <w:sz w:val="18"/>
           <w:szCs w:val="18"/>
         </w:rPr>
-        <w:t xml:space="preserve">       SUM(o.total_amount) AS total_spent</w:t>
+        <w:t xml:space="preserve">       SUM(e.tuition_amount) AS total_tuition</w:t>
       </w:r>
     </w:p>
     <w:p>
@@ -565,7 +565,7 @@
           <w:sz w:val="18"/>
           <w:szCs w:val="18"/>
         </w:rPr>
-        <w:t xml:space="preserve">FROM customers c</w:t>
+        <w:t xml:space="preserve">FROM students s</w:t>
       </w:r>
     </w:p>
     <w:p>
@@ -583,7 +583,7 @@
           <w:sz w:val="18"/>
           <w:szCs w:val="18"/>
         </w:rPr>
-        <w:t xml:space="preserve">LEFT JOIN orders o ON c.customer_id = o.customer_id</w:t>
+        <w:t xml:space="preserve">LEFT JOIN enrollments e ON s.student_id = e.student_id</w:t>
       </w:r>
     </w:p>
     <w:p>
@@ -601,7 +601,7 @@
           <w:sz w:val="18"/>
           <w:szCs w:val="18"/>
         </w:rPr>
-        <w:t xml:space="preserve">WHERE o.order_date &gt; CURRENT_DATE - INTERVAL '30 days'</w:t>
+        <w:t xml:space="preserve">WHERE e.enrollment_date &gt; CURRENT_DATE - INTERVAL '30 days'</w:t>
       </w:r>
     </w:p>
     <w:p>
@@ -619,7 +619,7 @@
           <w:sz w:val="18"/>
           <w:szCs w:val="18"/>
         </w:rPr>
-        <w:t xml:space="preserve">GROUP BY c.customer_name</w:t>
+        <w:t xml:space="preserve">GROUP BY s.student_name</w:t>
       </w:r>
     </w:p>
     <w:p>
@@ -637,7 +637,7 @@
           <w:sz w:val="18"/>
           <w:szCs w:val="18"/>
         </w:rPr>
-        <w:t xml:space="preserve">ORDER BY total_spent DESC;</w:t>
+        <w:t xml:space="preserve">ORDER BY total_tuition DESC;</w:t>
       </w:r>
     </w:p>
     <w:p>
@@ -654,7 +654,7 @@
         <w:t xml:space="preserve">Expected output: </w:t>
       </w:r>
       <w:r>
-        <w:t xml:space="preserve">The plan shows Seq Scan on orders and Seq Scan on customers.</w:t>
+        <w:t xml:space="preserve">The plan shows Seq Scan on enrollments and Seq Scan on students.</w:t>
       </w:r>
     </w:p>
     <w:p>
@@ -671,7 +671,7 @@
         <w:t xml:space="preserve">Why it matters: </w:t>
       </w:r>
       <w:r>
-        <w:t xml:space="preserve">A sequential scan reads the whole table. For a selective date-range filter on a specific customer relationship, that is exactly the access pattern an index should serve.</w:t>
+        <w:t xml:space="preserve">A sequential scan reads the whole table. For a selective date-range filter on a specific student relationship, that is exactly the access pattern an index should serve.</w:t>
       </w:r>
     </w:p>
     <w:p>
@@ -706,7 +706,7 @@
           <w:sz w:val="18"/>
           <w:szCs w:val="18"/>
         </w:rPr>
-        <w:t xml:space="preserve">CREATE INDEX idx_orders_customer_date</w:t>
+        <w:t xml:space="preserve">CREATE INDEX idx_enrollments_student_date</w:t>
       </w:r>
     </w:p>
     <w:p>
@@ -724,7 +724,7 @@
           <w:sz w:val="18"/>
           <w:szCs w:val="18"/>
         </w:rPr>
-        <w:t xml:space="preserve">ON orders(customer_id, order_date);</w:t>
+        <w:t xml:space="preserve">ON enrollments(student_id, enrollment_date);</w:t>
       </w:r>
     </w:p>
     <w:p>
@@ -775,7 +775,7 @@
         <w:t xml:space="preserve">Caution: </w:t>
       </w:r>
       <w:r>
-        <w:t xml:space="preserve">The plan still shows Seq Scan on orders — the planner is ignoring your new index. The index is not the problem; the server configuration is. Keep the plan output in mind and continue: the next task shows why.</w:t>
+        <w:t xml:space="preserve">The plan still shows Seq Scan on enrollments — the planner is ignoring your new index. The index is not the problem; the server configuration is. Keep the plan output in mind and continue: the next task shows why.</w:t>
       </w:r>
     </w:p>
     <w:p>
@@ -1263,7 +1263,7 @@
           <w:sz w:val="18"/>
           <w:szCs w:val="18"/>
         </w:rPr>
-        <w:t xml:space="preserve">sudo -u postgres psql carvedrock</w:t>
+        <w:t xml:space="preserve">sudo -u postgres psql studentsmis</w:t>
       </w:r>
     </w:p>
     <w:p>
@@ -1280,7 +1280,7 @@
         <w:t xml:space="preserve">Expected output: </w:t>
       </w:r>
       <w:r>
-        <w:t xml:space="preserve">The plan now contains Bitmap Index Scan (or Index Scan) on idx_orders_customer_date, and execution time drops.</w:t>
+        <w:t xml:space="preserve">The plan now contains Bitmap Index Scan (or Index Scan) on idx_enrollments_student_date, and execution time drops.</w:t>
       </w:r>
     </w:p>
     <w:p>
@@ -1298,7 +1298,7 @@
           <w:sz w:val="18"/>
           <w:szCs w:val="18"/>
         </w:rPr>
-        <w:t xml:space="preserve">-&gt;  Bitmap Heap Scan on orders o ...</w:t>
+        <w:t xml:space="preserve">-&gt;  Bitmap Heap Scan on enrollments e ...</w:t>
       </w:r>
     </w:p>
     <w:p>
@@ -1316,7 +1316,7 @@
           <w:sz w:val="18"/>
           <w:szCs w:val="18"/>
         </w:rPr>
-        <w:t xml:space="preserve">      -&gt;  Bitmap Index Scan on idx_orders_customer_date ...</w:t>
+        <w:t xml:space="preserve">      -&gt;  Bitmap Index Scan on idx_enrollments_student_date ...</w:t>
       </w:r>
     </w:p>
     <w:p>
@@ -1516,7 +1516,7 @@
           <w:sz w:val="18"/>
           <w:szCs w:val="18"/>
         </w:rPr>
-        <w:t xml:space="preserve">PGPASSWORD='insecure123' psql -U app_user -d carvedrock -h localhost</w:t>
+        <w:t xml:space="preserve">PGPASSWORD='insecure123' psql -U app_user -d studentsmis -h localhost</w:t>
       </w:r>
     </w:p>
     <w:p>
@@ -1585,7 +1585,7 @@
         <w:t xml:space="preserve">Expected output: </w:t>
       </w:r>
       <w:r>
-        <w:t xml:space="preserve">You are prompted twice; the input is not echoed. Use a strong passphrase such as C@rvedR0ck2024! for this lab.</w:t>
+        <w:t xml:space="preserve">You are prompted twice; the input is not echoed. Use a strong passphrase such as 5tudentM1S2024! for this lab.</w:t>
       </w:r>
     </w:p>
     <w:p>
@@ -1693,7 +1693,7 @@
           <w:sz w:val="18"/>
           <w:szCs w:val="18"/>
         </w:rPr>
-        <w:t xml:space="preserve">psql -U app_user -d carvedrock -h localhost -W -c "SELECT 'login ok' AS status;"</w:t>
+        <w:t xml:space="preserve">psql -U app_user -d studentsmis -h localhost -W -c "SELECT 'login ok' AS status;"</w:t>
       </w:r>
     </w:p>
     <w:p>
@@ -1753,7 +1753,7 @@
           <w:sz w:val="18"/>
           <w:szCs w:val="18"/>
         </w:rPr>
-        <w:t xml:space="preserve">sudo -u postgres psql carvedrock -c "SELECT 'slow test', pg_sleep(0.15);"</w:t>
+        <w:t xml:space="preserve">sudo -u postgres psql studentsmis -c "SELECT 'slow test', pg_sleep(0.15);"</w:t>
       </w:r>
     </w:p>
     <w:p>
@@ -1900,7 +1900,7 @@
           <w:sz w:val="18"/>
           <w:szCs w:val="18"/>
         </w:rPr>
-        <w:t xml:space="preserve">sudo -u postgres psql carvedrock</w:t>
+        <w:t xml:space="preserve">sudo -u postgres psql studentsmis</w:t>
       </w:r>
     </w:p>
     <w:p>
@@ -2258,7 +2258,7 @@
         <w:t xml:space="preserve">Expected output: </w:t>
       </w:r>
       <w:r>
-        <w:t xml:space="preserve">orders with roughly 10,000 dead tuples, customers around 2,500.</w:t>
+        <w:t xml:space="preserve">enrollments with roughly 25,000 dead tuples, students around 3,500.</w:t>
       </w:r>
     </w:p>
     <w:p>
@@ -2275,7 +2275,7 @@
           <w:b/>
           <w:bCs/>
         </w:rPr>
-        <w:t xml:space="preserve">Record the size of orders before maintenance:</w:t>
+        <w:t xml:space="preserve">Record the size of enrollments before maintenance:</w:t>
       </w:r>
     </w:p>
     <w:p>
@@ -2293,7 +2293,7 @@
           <w:sz w:val="18"/>
           <w:szCs w:val="18"/>
         </w:rPr>
-        <w:t xml:space="preserve">SELECT pg_size_pretty(pg_total_relation_size('orders')) AS before_vacuum;</w:t>
+        <w:t xml:space="preserve">SELECT pg_size_pretty(pg_total_relation_size('enrollments')) AS before_vacuum;</w:t>
       </w:r>
     </w:p>
     <w:p>
@@ -2310,7 +2310,7 @@
         <w:t xml:space="preserve">Expected output: </w:t>
       </w:r>
       <w:r>
-        <w:t xml:space="preserve">Approximately 11 MB.</w:t>
+        <w:t xml:space="preserve">Approximately 10 MB.</w:t>
       </w:r>
     </w:p>
     <w:p>
@@ -2363,7 +2363,7 @@
           <w:sz w:val="18"/>
           <w:szCs w:val="18"/>
         </w:rPr>
-        <w:t xml:space="preserve">VACUUM FULL VERBOSE orders;</w:t>
+        <w:t xml:space="preserve">VACUUM FULL VERBOSE enrollments;</w:t>
       </w:r>
     </w:p>
     <w:p>
@@ -2415,7 +2415,7 @@
           <w:sz w:val="18"/>
           <w:szCs w:val="18"/>
         </w:rPr>
-        <w:t xml:space="preserve">SELECT pg_size_pretty(pg_total_relation_size('orders')) AS after_vacuum;</w:t>
+        <w:t xml:space="preserve">SELECT pg_size_pretty(pg_total_relation_size('enrollments')) AS after_vacuum;</w:t>
       </w:r>
     </w:p>
     <w:p>
@@ -2432,7 +2432,7 @@
         <w:t xml:space="preserve">Expected output: </w:t>
       </w:r>
       <w:r>
-        <w:t xml:space="preserve">Approximately 7 MB — about a third of the space reclaimed. Repeat for customers: VACUUM FULL VERBOSE customers;</w:t>
+        <w:t xml:space="preserve">Approximately 6 MB — nearly half the space reclaimed. Repeat for students: VACUUM FULL VERBOSE students;</w:t>
       </w:r>
     </w:p>
     <w:p>
@@ -2449,7 +2449,7 @@
         <w:t xml:space="preserve">Note: </w:t>
       </w:r>
       <w:r>
-        <w:t xml:space="preserve">VACUUM FULL rewrites the table and rebuilds every index on it, so a separate REINDEX of orders or customers immediately afterwards would be redundant. The next task therefore demonstrates REINDEX on a table you have not just rebuilt.</w:t>
+        <w:t xml:space="preserve">VACUUM FULL rewrites the table and rebuilds every index on it, so a separate REINDEX of enrollments or students immediately afterwards would be redundant. The next task therefore demonstrates REINDEX on a table you have not just rebuilt.</w:t>
       </w:r>
     </w:p>
     <w:p>
@@ -2546,7 +2546,7 @@
           <w:sz w:val="18"/>
           <w:szCs w:val="18"/>
         </w:rPr>
-        <w:t xml:space="preserve">WHERE relname = 'order_items';</w:t>
+        <w:t xml:space="preserve">WHERE relname = 'grades';</w:t>
       </w:r>
     </w:p>
     <w:p>
@@ -2580,7 +2580,7 @@
           <w:b/>
           <w:bCs/>
         </w:rPr>
-        <w:t xml:space="preserve">Rebuild the order_items indexes:</w:t>
+        <w:t xml:space="preserve">Rebuild the grades indexes:</w:t>
       </w:r>
     </w:p>
     <w:p>
@@ -2598,7 +2598,7 @@
           <w:sz w:val="18"/>
           <w:szCs w:val="18"/>
         </w:rPr>
-        <w:t xml:space="preserve">REINDEX TABLE order_items;</w:t>
+        <w:t xml:space="preserve">REINDEX TABLE grades;</w:t>
       </w:r>
     </w:p>
     <w:p>
@@ -2693,7 +2693,7 @@
           <w:sz w:val="18"/>
           <w:szCs w:val="18"/>
         </w:rPr>
-        <w:t xml:space="preserve">WHERE relname IN ('orders','customers','order_items');</w:t>
+        <w:t xml:space="preserve">WHERE relname IN ('enrollments','students','grades');</w:t>
       </w:r>
     </w:p>
     <w:p>
@@ -2762,7 +2762,7 @@
           <w:sz w:val="18"/>
           <w:szCs w:val="18"/>
         </w:rPr>
-        <w:t xml:space="preserve">ALTER TABLE orders      SET (autovacuum_enabled = true,</w:t>
+        <w:t xml:space="preserve">ALTER TABLE enrollments      SET (autovacuum_enabled = true,</w:t>
       </w:r>
     </w:p>
     <w:p>
@@ -2816,7 +2816,7 @@
           <w:sz w:val="18"/>
           <w:szCs w:val="18"/>
         </w:rPr>
-        <w:t xml:space="preserve">ALTER TABLE customers   SET (autovacuum_enabled = true,</w:t>
+        <w:t xml:space="preserve">ALTER TABLE students   SET (autovacuum_enabled = true,</w:t>
       </w:r>
     </w:p>
     <w:p>
@@ -2870,7 +2870,7 @@
           <w:sz w:val="18"/>
           <w:szCs w:val="18"/>
         </w:rPr>
-        <w:t xml:space="preserve">ALTER TABLE order_items SET (autovacuum_enabled = true);</w:t>
+        <w:t xml:space="preserve">ALTER TABLE grades SET (autovacuum_enabled = true);</w:t>
       </w:r>
     </w:p>
     <w:p>
@@ -2943,7 +2943,7 @@
           <w:sz w:val="18"/>
           <w:szCs w:val="18"/>
         </w:rPr>
-        <w:t xml:space="preserve">SELECT COUNT(*) FROM orders WHERE order_date &gt; CURRENT_DATE - INTERVAL '7 days';</w:t>
+        <w:t xml:space="preserve">SELECT COUNT(*) FROM enrollments WHERE enrollment_date &gt; CURRENT_DATE - INTERVAL '7 days';</w:t>
       </w:r>
     </w:p>
     <w:p>
@@ -2961,7 +2961,7 @@
           <w:sz w:val="18"/>
           <w:szCs w:val="18"/>
         </w:rPr>
-        <w:t xml:space="preserve">SELECT AVG(total_amount) FROM orders WHERE customer_id &lt; 1000;</w:t>
+        <w:t xml:space="preserve">SELECT AVG(tuition_amount) FROM enrollments WHERE student_id &lt; 1000;</w:t>
       </w:r>
     </w:p>
     <w:p>
@@ -3068,7 +3068,7 @@
         <w:t xml:space="preserve">Expected output: </w:t>
       </w:r>
       <w:r>
-        <w:t xml:space="preserve">orders reports INDEX OPTIMIZED — the composite index from Objective 1 is doing the work.</w:t>
+        <w:t xml:space="preserve">enrollments reports INDEX OPTIMIZED — the composite index from Objective 1 is doing the work.</w:t>
       </w:r>
     </w:p>
     <w:p>
@@ -3139,7 +3139,7 @@
           <w:sz w:val="18"/>
           <w:szCs w:val="18"/>
         </w:rPr>
-        <w:t xml:space="preserve">  echo "CarvedRock Database Optimization Report - $(date)"</w:t>
+        <w:t xml:space="preserve">  echo "Students MIS Database Optimization Report - $(date)"</w:t>
       </w:r>
     </w:p>
     <w:p>
@@ -3211,7 +3211,7 @@
           <w:sz w:val="18"/>
           <w:szCs w:val="18"/>
         </w:rPr>
-        <w:t xml:space="preserve">  echo "Added idx_orders_customer_date; verified via EXPLAIN"</w:t>
+        <w:t xml:space="preserve">  echo "Added idx_enrollments_student_date; verified via EXPLAIN"</w:t>
       </w:r>
     </w:p>
     <w:p>
@@ -3265,7 +3265,7 @@
           <w:sz w:val="18"/>
           <w:szCs w:val="18"/>
         </w:rPr>
-        <w:t xml:space="preserve">  echo "VACUUM FULL orders/customers: ~11MB -&gt; ~7MB"</w:t>
+        <w:t xml:space="preserve">  echo "VACUUM FULL enrollments/students: ~10MB -&gt; ~6MB"</w:t>
       </w:r>
     </w:p>
     <w:p>
@@ -3283,7 +3283,7 @@
           <w:sz w:val="18"/>
           <w:szCs w:val="18"/>
         </w:rPr>
-        <w:t xml:space="preserve">  echo "REINDEX order_items; autovacuum re-enabled and tuned"</w:t>
+        <w:t xml:space="preserve">  echo "REINDEX grades; autovacuum re-enabled and tuned"</w:t>
       </w:r>
     </w:p>
     <w:p>
@@ -3335,7 +3335,7 @@
         <w:spacing w:after="100" w:line="276"/>
       </w:pPr>
       <w:r>
-        <w:t xml:space="preserve">You implemented least privilege on the public schema, reclaimed roughly a third of the orders table with VACUUM FULL while learning its locking cost and production alternatives, rebuilt indexes only where a rebuild was justified, and — the step most real deployments miss — re-enabled and tuned autovacuum so the bloat never returns.</w:t>
+        <w:t xml:space="preserve">You implemented least privilege on the public schema, reclaimed roughly a third of the enrollments table with VACUUM FULL while learning its locking cost and production alternatives, rebuilt indexes only where a rebuild was justified, and — the step most real deployments miss — re-enabled and tuned autovacuum so the bloat never returns.</w:t>
       </w:r>
     </w:p>
     <w:p>
@@ -3399,7 +3399,7 @@
         <w:spacing w:after="100" w:line="276"/>
       </w:pPr>
       <w:r>
-        <w:t xml:space="preserve">To enable pg_stat_statements: set shared_preload_libraries = 'pg_stat_statements' (ALTER SYSTEM), restart PostgreSQL, then run CREATE EXTENSION pg_stat_statements; in the carvedrock database.</w:t>
+        <w:t xml:space="preserve">To enable pg_stat_statements: set shared_preload_libraries = 'pg_stat_statements' (ALTER SYSTEM), restart PostgreSQL, then run CREATE EXTENSION pg_stat_statements; in the studentsmis database.</w:t>
       </w:r>
     </w:p>
     <w:sectPr>
@@ -3544,7 +3544,7 @@
         <w:sz w:val="16"/>
         <w:szCs w:val="16"/>
       </w:rPr>
-      <w:t xml:space="preserve">	CarvedRock PostgreSQL Workshop</w:t>
+      <w:t xml:space="preserve">	Students MIS PostgreSQL Workshop</w:t>
     </w:r>
   </w:p>
 </w:hdr>
